--- a/tests/fixtures/cuentoAladdin_draft1.docx
+++ b/tests/fixtures/cuentoAladdin_draft1.docx
@@ -14,18 +14,14 @@
         <w:t>Aladino y la lámpara maravillosa</w:t>
       </w:r>
       <w:r>
-        <w:t xml:space="preserve"> es una historia clásica llena de magia y aventuras. Aladino, un joven humilde, es engañado por un hechicero que lo lleva a una cueva para recuperar una lámpara mágica. Aladino descubre </w:t>
-      </w:r>
-      <w:proofErr w:type="gramStart"/>
-      <w:r>
-        <w:t>que</w:t>
-      </w:r>
-      <w:proofErr w:type="gramEnd"/>
-      <w:r>
-        <w:t xml:space="preserve"> al frotar la lámpara, aparece un genio que concede deseos. </w:t>
+        <w:t xml:space="preserve"> es una historia clásica llena de magia y aventuras. Aladino, un joven humilde, es engañado por un hechicero que lo lleva a una cueva para recuperar una lámpara mágica. Aladino descubre que al frotar la lámpara, aparece un genio que concede deseos. </w:t>
       </w:r>
     </w:p>
-    <w:p/>
+    <w:p>
+      <w:r>
+        <w:t>El chico era majo.</w:t>
+      </w:r>
+    </w:p>
     <w:p>
       <w:r>
         <w:t xml:space="preserve">Gracias a la lámpara, Aladino se vuelve rico y poderoso, construye un palacio y se casa con la princesa. Sin embargo, el hechicero roba la lámpara y secuestra a la princesa. Con astucia y la ayuda de otro genio, Aladino derrota al hechicero y recupera su felicidad. </w:t>
@@ -34,10 +30,7 @@
     <w:p/>
     <w:p>
       <w:r>
-        <w:t>La historia nos enseña sobre la importancia de la valentía, la inteligencia y el uso responsable del poder</w:t>
-      </w:r>
-      <w:r>
-        <w:t>.</w:t>
+        <w:t>La historia nos enseña sobre la importancia de la valentía, la inteligencia y el uso responsable del poder.</w:t>
       </w:r>
     </w:p>
     <w:sectPr>
